--- a/downloads/documents/04 Units/Unit 02 - Individual Growth and Life Readiness - Me, My Goals, My Money/Unit 02 - Individual Growth and Life Readiness - Me, My Goals, My Money.docx
+++ b/downloads/documents/04 Units/Unit 02 - Individual Growth and Life Readiness - Me, My Goals, My Money/Unit 02 - Individual Growth and Life Readiness - Me, My Goals, My Money.docx
@@ -4537,7 +4537,7 @@
         <w:t xml:space="preserve"> </w:t>
       </w:r>
       <w:r>
-        <w:t xml:space="preserve">sentence starters for the journal and the report in Turkish, Portuguese, and Spanish (</w:t>
+        <w:t xml:space="preserve">sentence starters for the journal and the report in Spanish (</w:t>
       </w:r>
       <w:r>
         <w:rPr>
@@ -6499,7 +6499,7 @@
         <w:t xml:space="preserve">Vocabulary 02.md</w:t>
       </w:r>
       <w:r>
-        <w:t xml:space="preserve">: 54 Tier 3 terms across the five topics with a one-line student definition and columns for Turkish, Portuguese, and Spanish, to be checked by a native speaker, plus sentence starters for the Investor Journal, for the All About Me share, and for giving feedback in all four languages. Lesson 2.19 adds its own reveal words (stock, startup or IPO, corporate bond, treasury bond, IRA, high-yield savings account, REIT) on picture slides; they are not in the table.</w:t>
+        <w:t xml:space="preserve">: 54 Tier 3 terms across the five topics with a one-line student definition and a Spanish column, to be checked by a native speaker, plus sentence starters for the Investor Journal, for the All About Me share, and for giving feedback in English and Spanish. Lesson 2.19 adds its own reveal words (stock, startup or IPO, corporate bond, treasury bond, IRA, high-yield savings account, REIT) on picture slides; they are not in the table.</w:t>
       </w:r>
     </w:p>
     <w:sectPr>

--- a/downloads/documents/04 Units/Unit 02 - Individual Growth and Life Readiness - Me, My Goals, My Money/Unit 02 - Individual Growth and Life Readiness - Me, My Goals, My Money.docx
+++ b/downloads/documents/04 Units/Unit 02 - Individual Growth and Life Readiness - Me, My Goals, My Money/Unit 02 - Individual Growth and Life Readiness - Me, My Goals, My Money.docx
@@ -3890,9 +3890,9 @@
       <w:pPr>
         <w:pStyle w:val="Heading3"/>
       </w:pPr>
-      <w:bookmarkStart w:id="37" w:name="Xea1187dc4e65ddb10c6ffd602738d83b0be9c96"/>
-      <w:r>
-        <w:t xml:space="preserve">National FCS 3.0 (LEAD FCS Education, 2018 to 2028; text verbatim from the 3.0 compilation)</w:t>
+      <w:bookmarkStart w:id="37" w:name="Xbb5e99dcc8e88917d10e7f7b8086fdc1274b977"/>
+      <w:r>
+        <w:t xml:space="preserve">National FCS 3.0 (LEAD FCS Education, 2018 to 2028; descriptors paraphrased from the 3.0 compilation, crosswalk A.5)</w:t>
       </w:r>
       <w:bookmarkEnd w:id="37"/>
     </w:p>
@@ -3937,7 +3937,7 @@
         <w:pStyle w:val="Compact"/>
       </w:pPr>
       <w:r>
-        <w:t xml:space="preserve">1.2.4 Demonstrate teamwork skills in school, community and workplace settings and with diverse populations. (Unit level for Lesson 2.13; the IGLR block omits</w:t>
+        <w:t xml:space="preserve">1.2.4 Work productively on teams at school, at work, and in the community, including with people different from yourself. (Unit level for Lesson 2.13; the IGLR block omits</w:t>
       </w:r>
       <w:r>
         <w:t xml:space="preserve"> </w:t>
@@ -3952,7 +3952,7 @@
         <w:t xml:space="preserve">”</w:t>
       </w:r>
       <w:r>
-        <w:t xml:space="preserve">; the 3.0 wording is cited)</w:t>
+        <w:t xml:space="preserve">; the 3.0 competency is the one paraphrased)</w:t>
       </w:r>
     </w:p>
     <w:p>
@@ -4000,7 +4000,7 @@
         <w:pStyle w:val="Compact"/>
       </w:pPr>
       <w:r>
-        <w:t xml:space="preserve">2.1.3 Analyze decisions about providing safe and nutritious food for individuals and families. (Unit level: the food line of the Lesson 2.9 budget, priced the way Unit 1 priced the $40 dinner)</w:t>
+        <w:t xml:space="preserve">2.1.3 Examine the decisions behind providing food that is safe and nourishing for individuals and families. (Unit level: the food line of the Lesson 2.9 budget, priced the way Unit 1 priced the $40 dinner)</w:t>
       </w:r>
     </w:p>
     <w:p>
@@ -4060,7 +4060,7 @@
         <w:pStyle w:val="Compact"/>
       </w:pPr>
       <w:r>
-        <w:t xml:space="preserve">13.3.2 Demonstrate verbal and nonverbal behaviors and attitudes that contribute to effective communication. (Unit level for the two-minute share in 2.3 and the peer read in 2.19)</w:t>
+        <w:t xml:space="preserve">13.3.2 Show the spoken and unspoken behaviors and attitudes that make communication work. (Unit level for the two-minute share in 2.3 and the peer read in 2.19)</w:t>
       </w:r>
     </w:p>
     <w:p>
@@ -4160,7 +4160,7 @@
         <w:pStyle w:val="Compact"/>
       </w:pPr>
       <w:r>
-        <w:t xml:space="preserve">2.5.3 Analyze economic effects of laws and regulations that pertain to consumers and providers of services. (Lesson 2.11, the numbers a lender has to print; Lesson 2.13, the rules of the game)</w:t>
+        <w:t xml:space="preserve">2.5.3 Examine the economic effects of the laws and rules that apply to consumers and to the people who provide services. (Lesson 2.11, the numbers a lender has to print; Lesson 2.13, the rules of the game)</w:t>
       </w:r>
     </w:p>
     <w:p>
@@ -4184,7 +4184,7 @@
         <w:pStyle w:val="Compact"/>
       </w:pPr>
       <w:r>
-        <w:t xml:space="preserve">3.3.2 Demonstrate components of a financial planning process that reflect the distinction between needs, wants, values, goals, and economic resources for a variety of diverse populations. (Lessons 2.7, 2.9)</w:t>
+        <w:t xml:space="preserve">3.3.2 Show the parts of a financial plan that keep needs, wants, values, goals, and resources distinct, for people of many backgrounds. (Lessons 2.7, 2.9)</w:t>
       </w:r>
     </w:p>
     <w:p>
@@ -4196,7 +4196,7 @@
         <w:pStyle w:val="Compact"/>
       </w:pPr>
       <w:r>
-        <w:t xml:space="preserve">3.3.6 Analyze the effect of key lifecycle transitions on financial planning. (Lessons 2.9 Day 2, 2.17; the IGLR 4. g) citation)</w:t>
+        <w:t xml:space="preserve">3.3.6 Examine how the big transitions in a life change a financial plan. (Lessons 2.9 Day 2, 2.17; the IGLR 4. g) citation)</w:t>
       </w:r>
     </w:p>
     <w:p>
@@ -4208,7 +4208,7 @@
         <w:pStyle w:val="Compact"/>
       </w:pPr>
       <w:r>
-        <w:t xml:space="preserve">12.2.4 Analyze the influences of life events on individuals’ physical, emotional, social, moral and cognitive development. (Lesson 2.9 Day 2; the IGLR block prints</w:t>
+        <w:t xml:space="preserve">12.2.4 Examine how life events shape a person’s physical, emotional, social, moral, and cognitive development. (Lesson 2.9 Day 2; the IGLR block prints</w:t>
       </w:r>
       <w:r>
         <w:t xml:space="preserve"> </w:t>
@@ -4223,7 +4223,25 @@
         <w:t xml:space="preserve">”</w:t>
       </w:r>
       <w:r>
-        <w:t xml:space="preserve">; the 3.0 wording is cited)</w:t>
+        <w:t xml:space="preserve"> </w:t>
+      </w:r>
+      <w:r>
+        <w:t xml:space="preserve">where 3.0 prints</w:t>
+      </w:r>
+      <w:r>
+        <w:t xml:space="preserve"> </w:t>
+      </w:r>
+      <w:r>
+        <w:t xml:space="preserve">“</w:t>
+      </w:r>
+      <w:r>
+        <w:t xml:space="preserve">influences</w:t>
+      </w:r>
+      <w:r>
+        <w:t xml:space="preserve">”</w:t>
+      </w:r>
+      <w:r>
+        <w:t xml:space="preserve">; the 3.0 competency is the one paraphrased)</w:t>
       </w:r>
     </w:p>
     <w:p>
@@ -4235,7 +4253,7 @@
         <w:pStyle w:val="Compact"/>
       </w:pPr>
       <w:r>
-        <w:t xml:space="preserve">13.1.1 Analyze processes for building and maintaining interpersonal relationships. (Lesson 2.13)</w:t>
+        <w:t xml:space="preserve">13.1.1 Examine how people build and keep interpersonal relationships. (Lesson 2.13)</w:t>
       </w:r>
     </w:p>
     <w:p>
@@ -4255,7 +4273,7 @@
         <w:pStyle w:val="FirstParagraph"/>
       </w:pPr>
       <w:r>
-        <w:t xml:space="preserve">Not cited: 2.7.2, 2.7.3, and 2.7.4, which the IGLR module block prints but which do not exist in the 3.0 text (crosswalk E.1). The same content is covered by 2.6.1, 2.6.2, 3.3.2, 3.3.3, and 3.3.4 above. Two lesson writers looked for a 2.6 credit or payment competency and found none in the 3.0 text; their notes on the lesson pages (2.10 and 2.11) say so. Also not cited: 2.1.7, 12.1.1, 13.3.1. Credit LEAD FCS Education on the site.</w:t>
+        <w:t xml:space="preserve">Not cited: 2.7.2, 2.7.3, and 2.7.4, which the IGLR module block prints but which do not exist in the 3.0 text (crosswalk E.1). The same content is covered by 2.6.1, 2.6.2, 3.3.2, 3.3.3, and 3.3.4 above. Lessons 2.10 and 2.11 each looked for a 2.6 credit or payment competency and found none in the 3.0 text; the notes on those lesson pages say so. Also not cited: 2.1.7, 12.1.1, 13.3.1. Credit LEAD FCS Education on the site.</w:t>
       </w:r>
     </w:p>
     <w:p>
@@ -6505,7 +6523,7 @@
     <w:sectPr>
       <w:headerReference w:type="default" r:id="rId9"/>
       <w:pgSz w:w="12240" w:h="15840"/>
-      <w:pgMar w:top="1440" w:bottom="1440" w:left="1440" w:right="1440" w:header="504"/>
+      <w:pgMar w:top="1296" w:bottom="1296" w:left="1296" w:right="1296" w:header="504"/>
     </w:sectPr>
   </w:body>
 </w:document>

--- a/downloads/documents/04 Units/Unit 02 - Individual Growth and Life Readiness - Me, My Goals, My Money/Unit 02 - Individual Growth and Life Readiness - Me, My Goals, My Money.docx
+++ b/downloads/documents/04 Units/Unit 02 - Individual Growth and Life Readiness - Me, My Goals, My Money/Unit 02 - Individual Growth and Life Readiness - Me, My Goals, My Money.docx
@@ -71,7 +71,7 @@
         <w:t xml:space="preserve"> </w:t>
       </w:r>
       <w:r>
-        <w:t xml:space="preserve">ClassroomStreet Investor Report and Personal Budget, scored with</w:t>
+        <w:t xml:space="preserve">The Gilded Age Market Investor Report and Personal Budget, scored with</w:t>
       </w:r>
       <w:r>
         <w:t xml:space="preserve"> </w:t>
@@ -122,7 +122,7 @@
         <w:rPr>
           <w:rStyle w:val="VerbatimChar"/>
         </w:rPr>
-        <w:t xml:space="preserve">Project 02 - ClassroomStreet Investor Report and Personal Budget.md</w:t>
+        <w:t xml:space="preserve">Project 02 - The Gilded Age Market Investor Report and Personal Budget.md</w:t>
       </w:r>
       <w:r>
         <w:t xml:space="preserve">,</w:t>
@@ -187,7 +187,7 @@
         <w:pStyle w:val="BodyText"/>
       </w:pPr>
       <w:r>
-        <w:t xml:space="preserve">Reconciliation note: this plan was written to the scope and sequence and then reconciled to every lesson, the project, the rubric, and both assessments as they landed in the folder. Where a lesson page and this plan disagree, the lesson page wins; the calendar and this plan follow the lessons’ window numbers, handout names, and check slots.</w:t>
+        <w:t xml:space="preserve">Reconciliation note: this plan was written to the scope and sequence and then reconciled to every lesson, the project, the rubric, and both assessments as they landed in the folder. Where a lesson page and this plan disagree, the lesson page wins; the calendar and this plan follow the lessons’ round numbers, handout names, and check slots.</w:t>
       </w:r>
     </w:p>
     <w:p>
@@ -205,7 +205,7 @@
         <w:pStyle w:val="FirstParagraph"/>
       </w:pPr>
       <w:r>
-        <w:t xml:space="preserve">I spent ten years around money before I taught it. College gave me an entrepreneurship degree and an MBA. Business development at a software company taught me to read numbers for a living. Financial services and my FINRA licenses taught me how ordinary families actually save, borrow, and invest, and how often nobody explained any of it to them until it was late. When I started teaching, I looked for a tool that would let a 12-year-old feel what a market does to a person, and there was not one. So I built ClassroomStreet.com. More than 150 students have traded on it, and math, ELA, and history teachers have used it too.</w:t>
+        <w:t xml:space="preserve">I spent ten years around money before I taught it. College gave me an entrepreneurship degree and an MBA. Business development at a software company taught me to read numbers for a living. Financial services and my FINRA licenses taught me how ordinary families actually save, borrow, and invest, and how often nobody explained any of it to them until it was late. When I started teaching, I looked for a way to let a 12-year-old feel what a market does to a person. What I use now is a game on paper: the Gilded Age Market, eight rounds from 1870 to 1932 and a closing bell in 1936, with real companies, two panics, a trust, a boom on borrowed money and the crash of October 1929. Students learn history and investing at the same time, and nobody needs a device.</w:t>
       </w:r>
     </w:p>
     <w:p>
@@ -213,7 +213,7 @@
         <w:pStyle w:val="BodyText"/>
       </w:pPr>
       <w:r>
-        <w:t xml:space="preserve">This unit starts with the student, not the dollar. Before anyone touches a budget, students name what they value, find out what they are good at, and set a goal with a date on it. Then the money comes in: a real pay stub, a personal budget they build from Long Island prices and revise at the end of the unit, seven ways to pay, what a minimum payment really costs, what compound growth really earns, and a candy market that shows them who gets paid on every trade. Then they invest for eight trading days on ClassroomStreet, survive a crash, see what they were really buying, and write a report about what they did and why. The unit closes with the 16 career clusters and a career research card, which is where I ran resume workshops for 87 or more students and where Unit 7 picks up.</w:t>
+        <w:t xml:space="preserve">This unit starts with the student, not the dollar. Before anyone touches a budget, students name what they value, find out what they are good at, and set a goal with a date on it. Then the money comes in: a real pay stub, a personal budget they build from Long Island prices and revise at the end of the unit, seven ways to pay, what a minimum payment really costs, what compound growth really earns, and a candy market that shows them who gets paid on every trade. Then they invest through eight rounds of the Gilded Age Market, from 1870 to 1932, survive the crash of 1929, find out what happened next to every company they held, and write a report about what they did and why. The unit closes with the 16 career clusters and a career research card, which is where I ran resume workshops for 87 or more students and where Unit 7 picks up.</w:t>
       </w:r>
     </w:p>
     <w:p>
@@ -769,7 +769,7 @@
               <w:jc w:val="left"/>
             </w:pPr>
             <w:r>
-              <w:t xml:space="preserve">Lessons 2.7 (needs, wants, and a $100 plan), 2.9 (the Budget Builder from a scenario card), 2.14 (the cash rule inside the portfolio), 2.19 (the revised budget with a savings line)</w:t>
+              <w:t xml:space="preserve">Lessons 2.7 (needs, wants, and a $100 plan), 2.9 (the Budget Builder from a scenario card), 2.14 (the ledger’s cash line: you cannot spend cash you do not have), 2.19 (the revised budget with a savings line)</w:t>
             </w:r>
           </w:p>
         </w:tc>
@@ -874,7 +874,7 @@
               <w:jc w:val="left"/>
             </w:pPr>
             <w:r>
-              <w:t xml:space="preserve">Lessons 2.12 (three reasons to save, jar versus savings account, the five-year compound table by hand), 2.14 to 2.19 (saving versus investing on the venture risk line, and the savings line in the revised budget)</w:t>
+              <w:t xml:space="preserve">Lessons 2.12 (three reasons to save, jar versus savings account, the five-year compound table by hand), 2.14 to 2.19 (saving versus investing: the savings bank at 3 percent a round against the company cards, and the savings line in the revised budget)</w:t>
             </w:r>
           </w:p>
         </w:tc>
@@ -1039,7 +1039,7 @@
         <w:pStyle w:val="Compact"/>
       </w:pPr>
       <w:r>
-        <w:t xml:space="preserve">Financial and Consumer Literacy (primary): Topics 2.3 and 2.4 are built on FCL 1. Earning Income, 2. Saving, Investing, and Sharing, 3. Protecting and Insuring, 4. Buying Goods and Services, and 5. Payment Options and Credit; the Skittles Market Game and ClassroomStreet are the two simulations that make the theme real.</w:t>
+        <w:t xml:space="preserve">Financial and Consumer Literacy (primary): Topics 2.3 and 2.4 are built on FCL 1. Earning Income, 2. Saving, Investing, and Sharing, 3. Protecting and Insuring, 4. Buying Goods and Services, and 5. Payment Options and Credit; the Skittles Market Game and the Gilded Age Market are the two simulations that make the theme real.</w:t>
       </w:r>
     </w:p>
     <w:p>
@@ -1087,7 +1087,7 @@
         <w:pStyle w:val="Compact"/>
       </w:pPr>
       <w:r>
-        <w:t xml:space="preserve">Health, Safety, and Wellness: Lesson 2.6 treats sleep and energy as the resource a goal runs on (HSW 1. c) and f)), and Lesson 2.17 has students notice the signs of stress in their own body when the crisis dispatch lands and take one step before they tap Sell (HSW 6. c)), then stops where the health class and Unit 3 pick up.</w:t>
+        <w:t xml:space="preserve">Health, Safety, and Wellness: Lesson 2.6 treats sleep and energy as the resource a goal runs on (HSW 1. c) and f)), and Lesson 2.17 has students notice the signs of stress in their own body when the crash dispatch lands and take one step before they write Sell in the trade log (HSW 6. c)), then stops where the health class and Unit 3 pick up.</w:t>
       </w:r>
     </w:p>
     <w:p>
@@ -1199,7 +1199,7 @@
         <w:pStyle w:val="Compact"/>
       </w:pPr>
       <w:r>
-        <w:t xml:space="preserve">Sports betting ads. Students see them during every game. Lesson 2.14 puts every venture on a risk line from a savings account to a startup stock; a bet belongs past the far end of that line, and Lesson 2.13 shows who designed the game and why the house always gets paid.</w:t>
+        <w:t xml:space="preserve">Sports betting ads. Students see them during every game. Lesson 2.14 puts every company card on a risk line from the savings bank to RADIO; a bet belongs past the far end of that line, and Lesson 2.13 shows who designed the game and why the house always gets paid.</w:t>
       </w:r>
     </w:p>
     <w:p>
@@ -1245,7 +1245,7 @@
         <w:pStyle w:val="Compact"/>
       </w:pPr>
       <w:r>
-        <w:t xml:space="preserve">A leaderboard, a rank title, and a crash that hits everybody at once.</w:t>
+        <w:t xml:space="preserve">A leaderboard by investor number, and a crash that hits everybody at once.</w:t>
       </w:r>
     </w:p>
     <w:p>
@@ -1291,7 +1291,7 @@
         <w:pStyle w:val="Compact"/>
       </w:pPr>
       <w:r>
-        <w:t xml:space="preserve">Math: percent (deductions on a pay stub in 2.8, simple interest and the minimum payment table in 2.11, compound growth in 2.12, percent return on ClassroomStreet in 2.18), ratios (a budget as parts of a whole in 2.9), and exponents (compound growth as repeated multiplication in 2.12; a grade 8 stretch).</w:t>
+        <w:t xml:space="preserve">Math: percent (deductions on a pay stub in 2.8, simple interest and the minimum payment table in 2.11, compound growth in 2.12, percent return on the Gilded Age Market in 2.18), ratios (a budget as parts of a whole in 2.9), and exponents (compound growth as repeated multiplication in 2.12; a grade 8 stretch).</w:t>
       </w:r>
     </w:p>
     <w:p>
@@ -1315,7 +1315,7 @@
         <w:pStyle w:val="Compact"/>
       </w:pPr>
       <w:r>
-        <w:t xml:space="preserve">Social studies: markets and crashes (2.15, 2.17): why prices move on news, what 2008 and 2020 looked like, and why the people who waited came out ahead.</w:t>
+        <w:t xml:space="preserve">Social studies: the Gilded Age and the crash (2.14 to 2.19): the Panics of 1873 and 1893, the Standard Oil trust and its breakup, the 1920s boom on margin, October 1929 and the bottom of 1932; why prices move on news, and why the people who waited came out ahead.</w:t>
       </w:r>
     </w:p>
     <w:p>
@@ -1722,7 +1722,7 @@
         <w:pStyle w:val="Compact"/>
       </w:pPr>
       <w:r>
-        <w:t xml:space="preserve">Saving versus investing; risk and reward; the seven ClassroomStreet ventures and what each one really is (a big tech stock, a startup or IPO, corporate bonds, U.S. Treasury bonds, an IRA, a high-yield savings account, a REIT).</w:t>
+        <w:t xml:space="preserve">Saving versus investing; risk and reward; the eight holdings on the Gilded Age Market (BANK, RAIL, OIL, GAS, ELEC, STEEL, AUTO, RADIO), the real company behind each ticker, and what happened next to each one.</w:t>
       </w:r>
     </w:p>
     <w:p>
@@ -1734,7 +1734,7 @@
         <w:pStyle w:val="Compact"/>
       </w:pPr>
       <w:r>
-        <w:t xml:space="preserve">Why prices move (a dispatch, supply and demand, fear and greed); what diversification is; what a crash and panic selling are; how to compute a percent return.</w:t>
+        <w:t xml:space="preserve">Why prices move (a dispatch, supply and demand, fear and greed); what a trust, a monopoly, and a margin loan are; what diversification is; what a panic, a crash, and panic selling are; how to compute a percent return.</w:t>
       </w:r>
     </w:p>
     <w:p>
@@ -1967,7 +1967,7 @@
         <w:pStyle w:val="Compact"/>
       </w:pPr>
       <w:r>
-        <w:t xml:space="preserve">Log in to ClassroomStreet with a merchant number and PIN, sort the seven ventures by risk, make first trades with a written reason, and keep the Investor Journal every window.</w:t>
+        <w:t xml:space="preserve">Take an investor number, sort the eight company cards from safest to riskiest, make first buys on the paper ledger with a written reason, and keep the Investor Journal every round.</w:t>
       </w:r>
     </w:p>
     <w:p>
@@ -2003,7 +2003,7 @@
         <w:pStyle w:val="Compact"/>
       </w:pPr>
       <w:r>
-        <w:t xml:space="preserve">Fill the sell, hold, buy decision grid before a crisis window and follow it.</w:t>
+        <w:t xml:space="preserve">Fill the sell, hold, buy decision grid before the crash round (Round 7, October 1929) and follow it.</w:t>
       </w:r>
     </w:p>
     <w:p>
@@ -2015,7 +2015,7 @@
         <w:pStyle w:val="Compact"/>
       </w:pPr>
       <w:r>
-        <w:t xml:space="preserve">Compute the percent return on the portfolio and on one venture with the formula written out.</w:t>
+        <w:t xml:space="preserve">Compute the percent return on the portfolio and on one company with the formula written out.</w:t>
       </w:r>
     </w:p>
     <w:p>
@@ -2117,7 +2117,7 @@
         <w:pStyle w:val="Compact"/>
       </w:pPr>
       <w:r>
-        <w:t xml:space="preserve">Topic 2.4: Students will make and justify investing decisions on ClassroomStreet across an eight-day, 40-window run that includes a market crash, compute the percent return, and evaluate their own decisions in an Investor Report with evidence from the Investor Journal and the ledger.</w:t>
+        <w:t xml:space="preserve">Topic 2.4: Students will make and justify investing decisions on the Gilded Age Market across an eight-round run from 1870 to 1932 that includes the crash of October 1929, compute the percent return, and evaluate their own decisions in an Investor Report with evidence from the Investor Journal and the ledger.</w:t>
       </w:r>
     </w:p>
     <w:p>
@@ -2454,40 +2454,40 @@
               <w:jc w:val="left"/>
             </w:pPr>
             <w:r>
-              <w:t xml:space="preserve">2.4 ClassroomStreet Investor Challenge</w:t>
-            </w:r>
-          </w:p>
-        </w:tc>
-        <w:tc>
-          <w:p>
-            <w:pPr>
-              <w:pStyle w:val="Compact"/>
-              <w:jc w:val="left"/>
-            </w:pPr>
-            <w:r>
-              <w:t xml:space="preserve">10 (days 53 to 62); the trading window runs in every period from day 53 to day 60 (windows 1 to 40), and the market is frozen at window 40 before Lesson 2.19</w:t>
-            </w:r>
-          </w:p>
-        </w:tc>
-        <w:tc>
-          <w:p>
-            <w:pPr>
-              <w:pStyle w:val="Compact"/>
-              <w:jc w:val="left"/>
-            </w:pPr>
-            <w:r>
-              <w:t xml:space="preserve">2.14 ClassroomStreet Launch: Risk and Reward (2); 2.15 Reading the News: Why Prices Move (2); 2.16 Diversification (1); 2.17 The Crisis and Panic Selling (2); 2.18 Buying Low, Rebalancing, and Return Math (1); 2.19 Results, the Reveal, and the Investor Report (2)</w:t>
-            </w:r>
-          </w:p>
-        </w:tc>
-        <w:tc>
-          <w:p>
-            <w:pPr>
-              <w:pStyle w:val="Compact"/>
-              <w:jc w:val="left"/>
-            </w:pPr>
-            <w:r>
-              <w:t xml:space="preserve">sort the seven venture risk cards from safest to riskiest; log in with a merchant number and PIN and make first buys across at least three ventures with AQ1,000 kept in cash; read the portfolio screen and write Entry 2; match news cards to price changes and run the three tests on a headline before each window; sketch the portfolio pie and rebalance or hold when one slice is over half; run three portfolios through a shock; fill the sell, hold, buy decision grid before the crisis windows and follow it; name two signs of stress noticed in the room; rebalance in the recovery windows; compute the percent return with the formula written out; read the frozen leaderboard and three anonymized ledger paths; fill the reveal table; write the seven-part Investor Report from the journal and the ledger; revise the Lesson 2.9 budget with a savings line at the top; peer read and submit</w:t>
+              <w:t xml:space="preserve">2.4 The Gilded Age Market</w:t>
+            </w:r>
+          </w:p>
+        </w:tc>
+        <w:tc>
+          <w:p>
+            <w:pPr>
+              <w:pStyle w:val="Compact"/>
+              <w:jc w:val="left"/>
+            </w:pPr>
+            <w:r>
+              <w:t xml:space="preserve">10 (days 53 to 62); one round lands in every period from day 53 to day 60 (the opening buys at Round 0 and Round 1 on day 53, then Rounds 2 to 8, one a day), and the market is frozen at Round 8 before Lesson 2.19</w:t>
+            </w:r>
+          </w:p>
+        </w:tc>
+        <w:tc>
+          <w:p>
+            <w:pPr>
+              <w:pStyle w:val="Compact"/>
+              <w:jc w:val="left"/>
+            </w:pPr>
+            <w:r>
+              <w:t xml:space="preserve">2.14 The Gilded Age Market Opens: Risk and Reward (2); 2.15 Reading the News: Why Prices Move (2); 2.16 Diversification (1); 2.17 The Crisis and Panic Selling (2); 2.18 Buying Low, Rebalancing, and Return Math (1); 2.19 Results, the Reveal, and the Investor Report (2)</w:t>
+            </w:r>
+          </w:p>
+        </w:tc>
+        <w:tc>
+          <w:p>
+            <w:pPr>
+              <w:pStyle w:val="Compact"/>
+              <w:jc w:val="left"/>
+            </w:pPr>
+            <w:r>
+              <w:t xml:space="preserve">sort the eight company cards from safest to riskiest; take an investor number and make the first buys on the paper ledger at 1870 prices with $1,000; read the ledger (shares times price, cash, bank, total) and write Entry 2; match news dispatches to price changes and run the three tests on a headline before each round; sketch the portfolio pie and rebalance or hold when one slice is over half; run three portfolios through a shock; fill the sell, hold, buy decision grid before the crash of October 1929 (Round 7) and follow it; name two signs of stress noticed in the room; buy low and rebalance at the bottom of 1932 (Round 8); compute the percent return with the formula written out; read the closing bell leaderboard by investor number and three anonymized ledger paths; fill the reveal table (what happened next to each company); write the seven-part Investor Report from the journal and the ledger; revise the Lesson 2.9 budget with a savings line at the top; peer read and submit</w:t>
             </w:r>
           </w:p>
         </w:tc>
@@ -2501,7 +2501,7 @@
               <w:rPr>
                 <w:rStyle w:val="VerbatimChar"/>
               </w:rPr>
-              <w:t xml:space="preserve">Project 02 - ClassroomStreet Investor Report and Personal Budget.md</w:t>
+              <w:t xml:space="preserve">Project 02 - The Gilded Age Market Investor Report and Personal Budget.md</w:t>
             </w:r>
             <w:r>
               <w:t xml:space="preserve">, scored on</w:t>
@@ -2540,7 +2540,7 @@
               <w:jc w:val="left"/>
             </w:pPr>
             <w:r>
-              <w:t xml:space="preserve">3 (days 63 to 65); each period opens with a 10-minute Round 2 trading window (windows 41 to 47, 48 to 54, 55 to 60)</w:t>
+              <w:t xml:space="preserve">3 (days 63 to 65); each period opens with a 10-minute Round 2 replay block (1925 buys on day 63; the crash on day 64; 1932, then the close at 1936, on day 65)</w:t>
             </w:r>
           </w:p>
         </w:tc>
@@ -2562,7 +2562,7 @@
               <w:jc w:val="left"/>
             </w:pPr>
             <w:r>
-              <w:t xml:space="preserve">trade the Round 2 window and write the short Round 2 line in the journal; rate six soft skills with evidence and write a growth plan for one; act out a soft skill in a 30-second scene; walk the 16 cluster posters with the match sheet and pick a top three that fits the interest code; describe the six paths after high school; research one career on a card with a source and mark its path; close the last window and freeze the leaderboard; take the Unit 2 test</w:t>
+              <w:t xml:space="preserve">trade the Round 2 replay block on a fresh ledger and write the short Round 2 line in the journal; rate six soft skills with evidence and write a growth plan for one; act out a soft skill in a 30-second scene; walk the 16 cluster posters with the match sheet and pick a top three that fits the interest code; describe the six paths after high school; research one career on a card with a source and mark its path; close the market at 1936 and total the Round 2 ledgers; take the Unit 2 test</w:t>
             </w:r>
           </w:p>
         </w:tc>
@@ -2631,13 +2631,13 @@
         <w:rPr>
           <w:b/>
         </w:rPr>
-        <w:t xml:space="preserve">The ClassroomStreet run, as the lessons set it.</w:t>
-      </w:r>
-      <w:r>
-        <w:t xml:space="preserve"> </w:t>
-      </w:r>
-      <w:r>
-        <w:t xml:space="preserve">The market opens at window 1 on day 53 (Lesson 2.14 Day 1) with auto-advance off, so windows move only when I click. Each lesson in Topic 2.4 advances a block of windows inside its own timed procedure: 2.14 windows 1 to 6, 2.15 windows 7 to 18, 2.16 windows 19 to 24, 2.17 windows 25 to 32 (window 25 is the first crisis window and is the first thing students see on day 58), 2.18 windows 33 to 40 (the recovery). The market is frozen at window 40 at the end of day 60; Lesson 2.19 Day 1 is the closing bell, the leaderboard by merchant number, and the reveal, and Day 2 is the report. That eight-day, 40-window run is what Rubric 02 scores. Then Round 2, as Project 02 lays it out: Lessons 2.20, 2.21, and 2.22 each open with a 10-minute window block (windows 41 to 47, 48 to 54, 55 to 60) on the same board, same account, same rules, now that students know what every venture really is. Round 2 is the second experiment: does knowing what the ventures are change what you do. It counts as daily work (the three short Round 2 lines in the journal) and participation, not toward the rubric. The last window closes and the leaderboard freezes at the reset cue in Lesson 2.22 before the test; the Round 2 standings go up in the first 10 minutes of Unit 3 Day 1 (day 66), with two or three</w:t>
+        <w:t xml:space="preserve">The Gilded Age Market run, as the lessons set it.</w:t>
+      </w:r>
+      <w:r>
+        <w:t xml:space="preserve"> </w:t>
+      </w:r>
+      <w:r>
+        <w:t xml:space="preserve">The market opens at Round 0 (1870) on day 53 (Lesson 2.14 Day 1): every student takes an investor number and $1,000 of paper money and makes the first buys on the ledger, and Round 1 (1873, the Panic of 1873) lands at the end of that period. From then on one round lands in every period, about ten minutes inside the lesson’s timed procedure, the way the kit sets it: I post the year and the new prices, students value their holdings, I read the dispatch, and four minutes of trading go on the ledger. 2.14 carries Rounds 1 and 2 (1873, 1882); 2.15 Rounds 3 and 4 (1893, 1901); 2.16 Round 5 (1911); 2.17 Round 6 (1928, the boom, the margin line opens) and Round 7 (October 1929, the crash and the margin calls, the first thing students see on day 59); 2.18 Round 8 (1932, the bottom). The market is frozen at Round 8 at the end of day 60; Lesson 2.19 Day 1 is the closing bell at 1936 prices, the leaderboard by investor number, and the reveal (page 5 of the kit: what happened next to each company), and Day 2 is the report. That eight-round run and its close are what Rubric 02 scores. Then Round 2, as Project 02 lays it out: Lessons 2.20, 2.21, and 2.22 each open with a ten minute replay block on a fresh ledger with a fresh $1,000, replaying 1925 to 1936 with everyone knowing what is coming: the 1925 buys on day 63, the crash at Round 7 prices on day 64, the 1932 prices and then the close at 1936 on day 65. Round 2 is the second experiment, the one adults never get to run: knowing the crash is coming, do you still buy on margin, and do you buy at the bottom. It counts as daily work (the three short Round 2 lines in the journal) and participation, not toward the rubric. The last block closes at the reset cue in Lesson 2.22 before the test; the Round 2 standings go up by investor number in the first 10 minutes of Unit 3 Day 1 (day 66), with two or three</w:t>
       </w:r>
       <w:r>
         <w:t xml:space="preserve"> </w:t>
@@ -2690,7 +2690,7 @@
         <w:t xml:space="preserve"> </w:t>
       </w:r>
       <w:r>
-        <w:t xml:space="preserve">and advance windows 19 to 24 there; Lesson 2.6’s time audit goes home as the first homework of the unit). For the 30-week version (Unit 2 at 26 days), also run Lessons 2.2 and 2.15 in one day each. In that version the scope and sequence folds the Unit 7 resume and STAR lessons into Topic 2.5, adding three days, so the 30-week Unit 2 is 29 days.</w:t>
+        <w:t xml:space="preserve">and land Round 5 (1911) there; Lesson 2.6’s time audit goes home as the first homework of the unit). For the 30-week version (Unit 2 at 26 days), also run Lessons 2.2 and 2.15 in one day each (2.15 in one day carries Rounds 3 and 4 in one period). In that version the scope and sequence folds the Unit 7 resume and STAR lessons into Topic 2.5, adding three days, so the 30-week Unit 2 is 29 days.</w:t>
       </w:r>
       <w:r>
         <w:t xml:space="preserve"> </w:t>
@@ -2722,7 +2722,7 @@
         <w:t xml:space="preserve"> </w:t>
       </w:r>
       <w:r>
-        <w:t xml:space="preserve">Topic 2.1 as 2.1 and 2.2 combined (1) and 2.3 in one day (1); Topic 2.2 as 2.4 and 2.5 combined in one day with the Goal Plan as homework (1); Topic 2.3 as 2.7, 2.8, 2.9 in one day, 2.10 and 2.11 combined, and 2.12 with the quiz in the last 15 minutes (5; the Skittles game is the one that goes, or runs as a reward day if a period frees up); Topic 2.4 as written (10, the whole 40-window run); Topic 2.5 as 2.21 with soft skills folded into the do now, and 2.22 with the test, each with a Round 2 window block (2). Total 20.</w:t>
+        <w:t xml:space="preserve">Topic 2.1 as 2.1 and 2.2 combined (1) and 2.3 in one day (1); Topic 2.2 as 2.4 and 2.5 combined in one day with the Goal Plan as homework (1); Topic 2.3 as 2.7, 2.8, 2.9 in one day, 2.10 and 2.11 combined, and 2.12 with the quiz in the last 15 minutes (5; the Skittles game is the one that goes, or runs as a reward day if a period frees up); Topic 2.4 as written (10, the whole eight-round run and the close); Topic 2.5 as 2.21 with soft skills folded into the do now, and 2.22 with the test, each with a Round 2 replay block (2). Total 20.</w:t>
       </w:r>
       <w:r>
         <w:t xml:space="preserve"> </w:t>
@@ -2737,7 +2737,7 @@
         <w:t xml:space="preserve"> </w:t>
       </w:r>
       <w:r>
-        <w:t xml:space="preserve">the same 20 meetings, with the trading windows run as homework on the off days (manual advance means I click the windows the evening before) and the journal line checked at the next meeting.</w:t>
+        <w:t xml:space="preserve">the same 20 meetings, with the rounds run as homework on the off days (I post the next round’s year, prices and dispatch at the end of the meeting; students value their holdings and log their trades on the paper ledger at home) and the journal line checked at the next meeting.</w:t>
       </w:r>
     </w:p>
     <w:p>
@@ -3565,7 +3565,7 @@
         <w:pStyle w:val="Compact"/>
       </w:pPr>
       <w:r>
-        <w:t xml:space="preserve">CTE HSW 6. Stress Management c) Recognize signs of stress and take steps to reduce its impact on overall wellness : Lesson 2.17 (named and practiced once at the crisis window; stress management itself is health class and Unit 3, see Section 11)</w:t>
+        <w:t xml:space="preserve">CTE HSW 6. Stress Management c) Recognize signs of stress and take steps to reduce its impact on overall wellness : Lesson 2.17 (named and practiced once at the crash round; stress management itself is health class and Unit 3, see Section 11)</w:t>
       </w:r>
     </w:p>
     <w:p>
@@ -3847,7 +3847,7 @@
         <w:pStyle w:val="Compact"/>
       </w:pPr>
       <w:r>
-        <w:t xml:space="preserve">Technology: Students select and use appropriate technology to complete a task. (Lesson 2.10; the trading windows at unit level)</w:t>
+        <w:t xml:space="preserve">Technology: Students select and use appropriate technology to complete a task. (Lesson 2.10; the calculators in the return math at unit level)</w:t>
       </w:r>
     </w:p>
     <w:p>
@@ -4402,7 +4402,7 @@
         <w:t xml:space="preserve"> </w:t>
       </w:r>
       <w:r>
-        <w:t xml:space="preserve">ClassroomStreet Investor Report and Personal Budget. Full sheet in</w:t>
+        <w:t xml:space="preserve">The Gilded Age Market Investor Report and Personal Budget. Full sheet in</w:t>
       </w:r>
       <w:r>
         <w:t xml:space="preserve"> </w:t>
@@ -4411,7 +4411,7 @@
         <w:rPr>
           <w:rStyle w:val="VerbatimChar"/>
         </w:rPr>
-        <w:t xml:space="preserve">Project 02 - ClassroomStreet Investor Report and Personal Budget.md</w:t>
+        <w:t xml:space="preserve">Project 02 - The Gilded Age Market Investor Report and Personal Budget.md</w:t>
       </w:r>
       <w:r>
         <w:t xml:space="preserve"> </w:t>
@@ -4429,7 +4429,7 @@
         <w:t xml:space="preserve">Rubric 02 - Investor Report and Personal Budget.md</w:t>
       </w:r>
       <w:r>
-        <w:t xml:space="preserve">. The paper ledger version of the whole run is in Project 02 and</w:t>
+        <w:t xml:space="preserve">. The market’s rules, price table, dispatches, company cards and answer key are in</w:t>
       </w:r>
       <w:r>
         <w:t xml:space="preserve"> </w:t>
@@ -4438,6 +4438,21 @@
         <w:rPr>
           <w:rStyle w:val="VerbatimChar"/>
         </w:rPr>
+        <w:t xml:space="preserve">Handout 02.14 - The Gilded Age Market Kit.md</w:t>
+      </w:r>
+      <w:r>
+        <w:t xml:space="preserve"> </w:t>
+      </w:r>
+      <w:r>
+        <w:t xml:space="preserve">(teacher); the student’s instrument for the whole run is</w:t>
+      </w:r>
+      <w:r>
+        <w:t xml:space="preserve"> </w:t>
+      </w:r>
+      <w:r>
+        <w:rPr>
+          <w:rStyle w:val="VerbatimChar"/>
+        </w:rPr>
         <w:t xml:space="preserve">Handout 02.19 - Paper Ledger.md</w:t>
       </w:r>
       <w:r>
@@ -4458,7 +4473,7 @@
         <w:t xml:space="preserve"> </w:t>
       </w:r>
       <w:r>
-        <w:t xml:space="preserve">Every student is a new merchant in the Golden Land with AQ25,000 on ClassroomStreet.com and seven ventures to choose from (Sparkstone Mines, Cloudberry Expeditions, The Iron Vault, Crown Seal Notes, Willowbrook Grove, The Honeypot Coffer, Meadowgold Acres). Students log in with a merchant number and a PIN; no name touches the board. For eight trading days (40 windows) the student reads the dispatch, decides what to buy, sell, or hold, and writes one Investor Journal entry saying why. Window 25 is the crisis: the risky ventures fall hard. The market freezes at window 40. On the closing bell the leaderboard goes up by merchant number, then the reveal: every venture mapped to its real instrument, AQ to dollars, the dispatches to financial news, the crisis to 2008 or 2020. Then the student writes it up on the report template and revises the personal budget from Lesson 2.9 with a savings line at the top.</w:t>
+        <w:t xml:space="preserve">It is 1870. Every student is an investor with $1,000 of paper money and an investor number; no name touches the board. The market runs eight rounds, one per class period, from 1870 to 1932, and closes in 1936. On the board are the savings bank (3 percent a round, never falls) and, as they arrive in history, RAIL, OIL, GAS, ELEC, STEEL, AUTO and RADIO. Each round the student values the ledger at the new prices, hears the dispatch (the Panic of 1873, the Standard Oil trust, the Panic of 1893, US Steel and the trustbusters, the breakup of Standard Oil, the 1920s boom with margin loans), decides what to buy, sell, or hold, and writes one Investor Journal entry saying why. Round 7 is October 1929: the crash and the margin calls. Round 8 is the bottom of 1932, and the market freezes there. On the closing bell the 1936 prices go up, the leaderboard goes up by investor number, then the reveal: what happened next to each real company (page 5 of the kit) and the lesson of each. Then the student writes it up on the report template and revises the personal budget from Lesson 2.9 with a savings line at the top.</w:t>
       </w:r>
     </w:p>
     <w:p>
@@ -4487,7 +4502,7 @@
         <w:t xml:space="preserve">Handout 02.19 - Investor Report Template.md</w:t>
       </w:r>
       <w:r>
-        <w:t xml:space="preserve">, seven parts: starting and ending balance; percent return with the formula written out; three decisions with a ledger number each and what happened; what the crisis taught me; one thing I would do differently; the reveal table; the revised personal budget with a savings line; (3) the sell, hold, buy decision grid from 2.17 and the Return Math handout from 2.18, stapled behind; (4) a peer read with three boxes checked and two comments, one specific.</w:t>
+        <w:t xml:space="preserve">, seven parts: starting and closing total; percent return with the formula written out; three decisions with a ledger number each and what happened; what the crash taught me; one thing I would do differently; the reveal table (what happened next to each company); the revised personal budget with a savings line; (3) the sell, hold, buy decision grid from 2.17 and the Return Math handout from 2.18, stapled behind; (4) a peer read with three boxes checked and two comments, one specific.</w:t>
       </w:r>
     </w:p>
     <w:p>
@@ -4504,7 +4519,7 @@
         <w:t xml:space="preserve"> </w:t>
       </w:r>
       <w:r>
-        <w:t xml:space="preserve">Day 1 (Lesson 2.14, day 53): venture risk cards, login cards, first buys across at least three ventures with AQ1,000 kept in cash, windows 1 to 6 over two days. Day 2 (2.14, day 54): read the portfolio screen, Entry 2. Days 3 and 4 (2.15, days 55 and 56): news cards and price changes, the three tests on a headline, windows 7 to 18. Day 5 (2.16, day 57): three portfolios and a shock, the pie sketch, rebalance or hold, windows 19 to 24. Days 6 and 7 (2.17, days 58 and 59): the crisis at window 25, the decision grid, signs of stress, windows 26 to 32. Day 8 (2.18, day 60): return math, the recovery, windows 33 to 40, freeze. Day 9 (2.19, day 61): closing bell, leaderboard, reveal, three ledger paths, Entry 9. Day 10 (2.19, day 62): write the report, revise the budget, peer read, submit; part 7 may finish at the start of Lesson 2.20. Round 2 (2.20 to 2.22, days 63 to 65): windows 41 to 47, 48 to 54, and 55 to 60, ten minutes per period, on the same board after the reveal, with three short Round 2 lines in the journal; the leaderboard freezes before the test; Round 2 standings go up in the first 10 minutes of Unit 3 Day 1.</w:t>
+        <w:t xml:space="preserve">Day 1 (Lesson 2.14, day 53): saving versus investing and the risk ladder, the company cards sorted safest to riskiest, investor numbers, the first buys on the ledger at 1870 prices (Round 0); Round 1 (1873, the Panic of 1873) lands at the end of the period. Day 2 (2.14, day 54): reading the ledger (shares times price, cash, bank, total), Entry 2; Round 2 (1882, the oil trust and Edison). Days 3 and 4 (2.15, days 55 and 56): why prices move, supply and demand, the three tests on a headline, then the tests applied to the dispatches; Round 3 (1893, the Panic) and Round 4 (1901: US Steel, the trustbusters, The Landlord’s Game). Day 5 (2.16, day 57): three portfolios and a shock (the Panic of 1893 the class just lived through), the pie sketch, rebalance or hold; Round 5 (1911: the breakup of Standard Oil, GM and RCA arrive). Days 6 and 7 (2.17, days 58 and 59): Round 6 (1928, the boom, the margin line opens) and the sell, hold, buy decision grid taught before the crash; then Round 7 (October 1929, the crash, margin calls), signs of stress, who sold and who held. Day 8 (2.18, day 60): Round 8 (1932, the bottom): buying low, rebalancing, the percent return formula, my own return; the market freezes at Round 8. Day 9 (2.19, day 61): the closing bell at 1936 prices, the leaderboard by investor number, the reveal, three ledger paths, Entry 9. Day 10 (2.19, day 62): write the report, revise the budget, peer read, submit; part 7 may finish at the start of Lesson 2.20. Round 2 (2.20 to 2.22, days 63 to 65): the replay of 1925 to 1936 on a fresh ledger with a fresh $1,000, ten minutes at the start of each period (1925 buys; the crash; 1932, then the close at 1936), with three short Round 2 lines in the journal; the Round 2 standings go up by investor number in the first 10 minutes of Unit 3 Day 1.</w:t>
       </w:r>
     </w:p>
     <w:p>
@@ -4538,7 +4553,7 @@
         <w:t xml:space="preserve"> </w:t>
       </w:r>
       <w:r>
-        <w:t xml:space="preserve">which ventures to hold and how many; hold or rebalance at every window; the form of the report (written on the template, typed, dictated to a partner, or recorded as a voice note with the template numbers on paper); which three decisions to write about; whether the revised budget’s savings line goes to a savings account first and a slow, spread-out investment second, or to a goal from Lesson 2.5.</w:t>
+        <w:t xml:space="preserve">which companies to hold and how many shares; hold or rebalance at every round; whether to borrow on the margin line in Round 6; the form of the report (written on the template, typed, dictated to a partner, or recorded as a voice note with the template numbers on paper); which three decisions to write about; whether the revised budget’s savings line goes to a savings account first and a slow, spread-out investment second, or to a goal from Lesson 2.5.</w:t>
       </w:r>
     </w:p>
     <w:p>
@@ -4567,7 +4582,7 @@
         <w:t xml:space="preserve"> </w:t>
       </w:r>
       <w:r>
-        <w:t xml:space="preserve">and the template boxes); the reveal slides with one picture per venture; the return math as a fill-in with the subtraction line and the division line in separate boxes; calculators for all; the paper ledger for any student without a device; the printed ledger path from the export in place of a lost journal; three decisions can be two; extended time into the Round 2 window; a seat away from the leaderboard on the closing bell if rank is a stressor; the report may be written in the first language with the numbers in English, to be verified by a native speaker for scoring.</w:t>
+        <w:t xml:space="preserve">and the template boxes); the reveal slides with one picture per company; the return math as a fill-in with the subtraction line and the division line in separate boxes; calculators for all; a teacher copy of the ledger totals by round in place of a lost journal; three decisions can be two; extended time into the Round 2 block; a seat away from the leaderboard on the closing bell if rank is a stressor; the report may be written in the first language with the numbers in English, to be verified by a native speaker for scoring.</w:t>
       </w:r>
     </w:p>
     <w:p>
@@ -4602,7 +4617,7 @@
         <w:t xml:space="preserve"> </w:t>
       </w:r>
       <w:r>
-        <w:t xml:space="preserve">about anyone. Two or three volunteers from the top and the bottom say what they did in one sentence. Three anonymized ledger paths from the export (one safe, one risky, one that sold at the bottom) are the texts the class reads. The grade is the rubric, not the rank: a student who finished last with a diversified portfolio, a calm crisis grid, correct math, and an honest report scores higher than a student who got lucky. I say that on day 1 and again on the closing bell.</w:t>
+        <w:t xml:space="preserve">about anyone. Two or three volunteers from the top and the bottom say what they did in one sentence. Three anonymized ledger paths, copied from the collected ledgers by investor number (one safe, one risky, one that sold at the bottom), are the texts the class reads. The grade is the rubric, not the rank: a student who finished last with a diversified portfolio, a calm crisis grid, correct math, and an honest report scores higher than a student who got lucky. I say that on day 1 and again on the closing bell.</w:t>
       </w:r>
     </w:p>
     <w:p>
@@ -4747,7 +4762,7 @@
         <w:t xml:space="preserve"> </w:t>
       </w:r>
       <w:r>
-        <w:t xml:space="preserve">(criterion 1 trading participation and journal, from the ledger export and the journal count; 2 analysis and decision making; 3 emotional control, from part 4 and the decision grid; 4 the report’s math and reflection; 5 the revised budget; 20 points). Submitted at the end of Lesson 2.19 Day 2.</w:t>
+        <w:t xml:space="preserve">(criterion 1 trading participation and journal, from the ledger and the journal count; 2 analysis and decision making; 3 emotional control, from part 4 and the decision grid; 4 the report’s math and reflection; 5 the revised budget; 20 points). Submitted at the end of Lesson 2.19 Day 2.</w:t>
       </w:r>
     </w:p>
     <w:p>
@@ -4801,7 +4816,7 @@
         <w:t xml:space="preserve">Assessment 02.2 - Unit 2 Test.md</w:t>
       </w:r>
       <w:r>
-        <w:t xml:space="preserve">, given in the last 15 minutes of Lesson 2.22 after the career research card and the last Round 2 window. Twenty items, 44 points, four per topic: matching and short answer on values, goals, money vocabulary, the ClassroomStreet run, and clusters, with a scenario and a numbers item; a grade 6 version omits items 16 and 20 and scores out of 38. Retake once after a review.</w:t>
+        <w:t xml:space="preserve">, given in the last 15 minutes of Lesson 2.22 after the career research card and the last Round 2 replay block. Twenty items, 44 points, four per topic: matching and short answer on values, goals, money vocabulary, the Gilded Age Market, and clusters, with a scenario and a numbers item; a grade 6 version omits items 16 and 20 and scores out of 38. Retake once after a review.</w:t>
       </w:r>
     </w:p>
     <w:p>
@@ -4822,7 +4837,7 @@
         <w:t xml:space="preserve"> </w:t>
       </w:r>
       <w:r>
-        <w:t xml:space="preserve">follow the course grading plan: labs and projects 40 percent (the project rubric), topic assessments 25 percent (the All About Me mini rubric, the Goal Plan mini rubric, the Money Basics Quiz, the unit test), daily work 20 percent (including the Investor Journal, the Round 2 journal lines, and the research card), participation 15 percent (trading window conduct counts here; a student who trades on someone else’s merchant number or shares a PIN gets a zero for that day’s participation and a conversation).</w:t>
+        <w:t xml:space="preserve">follow the course grading plan: labs and projects 40 percent (the project rubric), topic assessments 25 percent (the All About Me mini rubric, the Goal Plan mini rubric, the Money Basics Quiz, the unit test), daily work 20 percent (including the Investor Journal, the Round 2 journal lines, and the research card), participation 15 percent (conduct during the rounds counts here; a student who writes trades on someone else’s ledger or changes a price after it is posted gets a zero for that day’s participation and a conversation).</w:t>
       </w:r>
     </w:p>
     <w:p>
@@ -4864,7 +4879,7 @@
         <w:t xml:space="preserve"> </w:t>
       </w:r>
       <w:r>
-        <w:t xml:space="preserve">a student who misses a trading day writes the journal entry from the posted dispatch the next day (</w:t>
+        <w:t xml:space="preserve">a student who misses a round copies that round’s prices onto the ledger, holds (no trade), and writes the journal entry from the posted dispatch the next day (</w:t>
       </w:r>
       <w:r>
         <w:t xml:space="preserve">“</w:t>
@@ -4876,7 +4891,7 @@
         <w:t xml:space="preserve">”</w:t>
       </w:r>
       <w:r>
-        <w:t xml:space="preserve">) and loses no points; the printed ledger path replaces a lost journal. A student who misses the quiz or the test takes it during the next do now.</w:t>
+        <w:t xml:space="preserve">) and loses no points; the ledger replaces a lost journal. A student who misses the quiz or the test takes it during the next do now.</w:t>
       </w:r>
     </w:p>
     <w:p>
@@ -4903,7 +4918,7 @@
         <w:t xml:space="preserve"> </w:t>
       </w:r>
       <w:r>
-        <w:t xml:space="preserve">a regular classroom setup, no kitchen needed; tables that seat four (Lessons 2.1 to 2.3 keep the same fours so the notice cards come from people who have seen the student work), wall space for 16 posters, and tables that push together for the Skittles trading floor. A projector for the dispatch and the leaderboard. One device per student for the trading window, or one per pair, with the paper ledger as the fallback for any day the devices or the network fail. Auto-advance off on the Command Bridge so windows move only when I click.</w:t>
+        <w:t xml:space="preserve">a regular classroom setup, no kitchen needed; tables that seat four (Lessons 2.1 to 2.3 keep the same fours so the notice cards come from people who have seen the student work), wall space for 16 posters, and tables that push together for the Skittles trading floor. A board for the round’s year and prices, the dispatch read aloud, and, on the closing bell, the leaderboard. No devices: the market is played on paper, and a round moves when I post the next column of the price table.</w:t>
       </w:r>
     </w:p>
     <w:p>
@@ -5541,7 +5556,7 @@
               <w:jc w:val="left"/>
             </w:pPr>
             <w:r>
-              <w:t xml:space="preserve">ClassroomStreet login cards</w:t>
+              <w:t xml:space="preserve">Gilded Age Market kit</w:t>
             </w:r>
           </w:p>
         </w:tc>
@@ -5563,7 +5578,7 @@
               <w:jc w:val="left"/>
             </w:pPr>
             <w:r>
-              <w:t xml:space="preserve">one per student, class period, merchant number, PIN, no name, plus a printed backup set</w:t>
+              <w:t xml:space="preserve">one teacher copy of pages 1, 2, 3 and 5 (rules, price table, dispatches, answer key); investor numbers written on the ledgers, no names, with the class list of investor numbers kept in the desk</w:t>
             </w:r>
           </w:p>
         </w:tc>
@@ -5584,77 +5599,86 @@
               <w:pStyle w:val="Compact"/>
               <w:jc w:val="left"/>
             </w:pPr>
-            <w:r>
-              <w:t xml:space="preserve">printed from the Command Bridge; keep the backup set and the class list of merchant numbers in the desk</w:t>
-            </w:r>
-          </w:p>
-        </w:tc>
-      </w:tr>
-      <w:tr>
-        <w:tc>
-          <w:p>
-            <w:pPr>
-              <w:pStyle w:val="Compact"/>
-              <w:jc w:val="left"/>
-            </w:pPr>
-            <w:r>
-              <w:t xml:space="preserve">Venture risk card sets</w:t>
-            </w:r>
-          </w:p>
-        </w:tc>
-        <w:tc>
-          <w:p>
-            <w:pPr>
-              <w:pStyle w:val="Compact"/>
-              <w:jc w:val="left"/>
-            </w:pPr>
-            <w:r>
-              <w:t xml:space="preserve">2.14</w:t>
-            </w:r>
-          </w:p>
-        </w:tc>
-        <w:tc>
-          <w:p>
-            <w:pPr>
-              <w:pStyle w:val="Compact"/>
-              <w:jc w:val="left"/>
-            </w:pPr>
-            <w:r>
-              <w:t xml:space="preserve">one set of seven cards per pair</w:t>
-            </w:r>
-          </w:p>
-        </w:tc>
-        <w:tc>
-          <w:p>
-            <w:pPr>
-              <w:pStyle w:val="Compact"/>
-              <w:jc w:val="left"/>
-            </w:pPr>
-            <w:r>
-              <w:t xml:space="preserve">about $3 in card stock, reused</w:t>
-            </w:r>
-          </w:p>
-        </w:tc>
-        <w:tc>
-          <w:p>
-            <w:pPr>
-              <w:pStyle w:val="Compact"/>
-              <w:jc w:val="left"/>
-            </w:pPr>
-            <w:r>
-              <w:t xml:space="preserve">from</w:t>
-            </w:r>
-            <w:r>
-              <w:t xml:space="preserve"> </w:t>
-            </w:r>
             <w:r>
               <w:rPr>
                 <w:rStyle w:val="VerbatimChar"/>
               </w:rPr>
-              <w:t xml:space="preserve">Handout 02.14 - Venture Risk Cards.md</w:t>
-            </w:r>
-            <w:r>
-              <w:t xml:space="preserve">; the teacher key stays with the teacher until the reveal</w:t>
+              <w:t xml:space="preserve">Handout 02.14 - The Gilded Age Market Kit.md</w:t>
+            </w:r>
+            <w:r>
+              <w:t xml:space="preserve">; pages 1, 2, 3 and 5 stay with the teacher</w:t>
+            </w:r>
+          </w:p>
+        </w:tc>
+      </w:tr>
+      <w:tr>
+        <w:tc>
+          <w:p>
+            <w:pPr>
+              <w:pStyle w:val="Compact"/>
+              <w:jc w:val="left"/>
+            </w:pPr>
+            <w:r>
+              <w:t xml:space="preserve">Company card sets</w:t>
+            </w:r>
+          </w:p>
+        </w:tc>
+        <w:tc>
+          <w:p>
+            <w:pPr>
+              <w:pStyle w:val="Compact"/>
+              <w:jc w:val="left"/>
+            </w:pPr>
+            <w:r>
+              <w:t xml:space="preserve">2.14</w:t>
+            </w:r>
+          </w:p>
+        </w:tc>
+        <w:tc>
+          <w:p>
+            <w:pPr>
+              <w:pStyle w:val="Compact"/>
+              <w:jc w:val="left"/>
+            </w:pPr>
+            <w:r>
+              <w:t xml:space="preserve">one set of eight cards per pair</w:t>
+            </w:r>
+          </w:p>
+        </w:tc>
+        <w:tc>
+          <w:p>
+            <w:pPr>
+              <w:pStyle w:val="Compact"/>
+              <w:jc w:val="left"/>
+            </w:pPr>
+            <w:r>
+              <w:t xml:space="preserve">about $3 in card stock, reused</w:t>
+            </w:r>
+          </w:p>
+        </w:tc>
+        <w:tc>
+          <w:p>
+            <w:pPr>
+              <w:pStyle w:val="Compact"/>
+              <w:jc w:val="left"/>
+            </w:pPr>
+            <w:r>
+              <w:t xml:space="preserve">from</w:t>
+            </w:r>
+            <w:r>
+              <w:t xml:space="preserve"> </w:t>
+            </w:r>
+            <w:r>
+              <w:rPr>
+                <w:rStyle w:val="VerbatimChar"/>
+              </w:rPr>
+              <w:t xml:space="preserve">Handout 02.14 - Company Cards.md</w:t>
+            </w:r>
+            <w:r>
+              <w:t xml:space="preserve"> </w:t>
+            </w:r>
+            <w:r>
+              <w:t xml:space="preserve">(page 4 of the kit); page 5 of the kit, what happened next, stays with the teacher until the reveal</w:t>
             </w:r>
           </w:p>
         </w:tc>
@@ -5874,7 +5898,7 @@
         <w:t xml:space="preserve"> </w:t>
       </w:r>
       <w:r>
-        <w:t xml:space="preserve">projector and screen; one device per student or per pair for the trading window; a class set of calculators; a document camera or a phone on a stand for the pay stub and the check demo; a timer visible to the room; the reset cue; painter’s tape for the risk line on the floor (2.14) and the poster walk (2.21).</w:t>
+        <w:t xml:space="preserve">projector and screen; a class set of calculators; a document camera or a phone on a stand for the pay stub and the check demo; a timer visible to the room; the reset cue; painter’s tape for the risk line on the floor (2.14) and the poster walk (2.21).</w:t>
       </w:r>
     </w:p>
     <w:p>
@@ -6135,7 +6159,22 @@
         <w:rPr>
           <w:rStyle w:val="VerbatimChar"/>
         </w:rPr>
-        <w:t xml:space="preserve">Handout 02.14 - Venture Risk Cards.md</w:t>
+        <w:t xml:space="preserve">Handout 02.14 - The Gilded Age Market Kit.md</w:t>
+      </w:r>
+      <w:r>
+        <w:t xml:space="preserve"> </w:t>
+      </w:r>
+      <w:r>
+        <w:t xml:space="preserve">(teacher: rules, price table, dispatches, company cards, answer key);</w:t>
+      </w:r>
+      <w:r>
+        <w:t xml:space="preserve"> </w:t>
+      </w:r>
+      <w:r>
+        <w:rPr>
+          <w:rStyle w:val="VerbatimChar"/>
+        </w:rPr>
+        <w:t xml:space="preserve">Handout 02.14 - Company Cards.md</w:t>
       </w:r>
       <w:r>
         <w:t xml:space="preserve">;</w:t>
@@ -6153,7 +6192,7 @@
         <w:t xml:space="preserve"> </w:t>
       </w:r>
       <w:r>
-        <w:t xml:space="preserve">(used every window);</w:t>
+        <w:t xml:space="preserve">(used every round);</w:t>
       </w:r>
       <w:r>
         <w:t xml:space="preserve"> </w:t>
@@ -6228,7 +6267,7 @@
         <w:t xml:space="preserve"> </w:t>
       </w:r>
       <w:r>
-        <w:t xml:space="preserve">(the no-device fallback for the whole run).</w:t>
+        <w:t xml:space="preserve">(the student’s main instrument for the whole run).</w:t>
       </w:r>
     </w:p>
     <w:p>
@@ -6322,7 +6361,7 @@
         <w:t xml:space="preserve"> </w:t>
       </w:r>
       <w:r>
-        <w:t xml:space="preserve">ClassroomStreet is the only part of the unit that needs a device, and every trading day has the paper version: the dispatch is read aloud and projected, the window’s prices are on the board from the paper price table, each student records trades on</w:t>
+        <w:t xml:space="preserve">none is needed. The Gilded Age Market is played on paper: the dispatch is read aloud, the round’s prices go on the board from the kit’s price table, each student records trades on</w:t>
       </w:r>
       <w:r>
         <w:t xml:space="preserve"> </w:t>
@@ -6334,7 +6373,7 @@
         <w:t xml:space="preserve">Handout 02.19 - Paper Ledger.md</w:t>
       </w:r>
       <w:r>
-        <w:t xml:space="preserve">, and the trading partner checks the math; on the closing bell the leaderboard is written on the board from the ledger sheets collected the day before, and Lesson 2.19 Day 2 is paper already. The Round 2 windows run the same way from the price table’s three Round 2 days (Project 02 and Lesson 2.20 describe it). The Skittles game, the pay stub, the budget, the register, and the cluster walk are all paper; the All About Me has a poster option; the career research card has printed career sheets.</w:t>
+        <w:t xml:space="preserve">, and the trading partner checks the math; on the closing bell the leaderboard is written on the board from the ledger totals, and Lesson 2.19 Day 2 is paper already. The Round 2 blocks run the same way from the kit’s 1925 prices and its Round 7, Round 8 and Close columns (Project 02 and Lesson 2.20 describe it). The Skittles game, the pay stub, the budget, the register, and the cluster walk are all paper; the All About Me has a poster option; the career research card has printed career sheets, so the only device use in the unit is the optional career research in Lesson 2.22.</w:t>
       </w:r>
     </w:p>
     <w:p>
@@ -6361,7 +6400,7 @@
         <w:t xml:space="preserve"> </w:t>
       </w:r>
       <w:r>
-        <w:t xml:space="preserve">the health course covers sleep and stress management. Lesson 2.6 uses the sleep range for this age as one line of the time audit and names the health teacher as the source; agree on the numbers so both rooms say the same thing. FACS does not teach the stress toolkit here. Lesson 2.17 does one thing with it: when the crisis dispatch lands, students name two signs of stress they notice in themselves or the room and take one step (wait, breathe, reread the decision grid) before they tap Sell. That is HSW 6. c) practiced once, on purpose, with fake money. Everything else about stress belongs to the health teacher and to Unit 3 (Lessons 3.7 and 3.8). Anything a student says in 2.17 about money worry at home is treated as a referral to the counselor, not a class discussion, and the lesson says so.</w:t>
+        <w:t xml:space="preserve">the health course covers sleep and stress management. Lesson 2.6 uses the sleep range for this age as one line of the time audit and names the health teacher as the source; agree on the numbers so both rooms say the same thing. FACS does not teach the stress toolkit here. Lesson 2.17 does one thing with it: when the October 1929 dispatch lands, students name two signs of stress they notice in themselves or the room and take one step (wait, breathe, reread the decision grid) before they write Sell in the trade log. That is HSW 6. c) practiced once, on purpose, with fake money. Everything else about stress belongs to the health teacher and to Unit 3 (Lessons 3.7 and 3.8). Anything a student says in 2.17 about money worry at home is treated as a referral to the counselor, not a class discussion, and the lesson says so.</w:t>
       </w:r>
     </w:p>
     <w:p>
@@ -6378,7 +6417,7 @@
         <w:t xml:space="preserve"> </w:t>
       </w:r>
       <w:r>
-        <w:t xml:space="preserve">the math teacher covers percent in grade 6 and 7 (percent of a number, percent change) and exponents in grade 8. Lessons 2.8, 2.11, 2.12, and 2.18 use the same words and the same setup (part over whole, times 100; end minus start over start) so the skill transfers. Lesson 2.14 Day 2 gives math a real integer data set (gain or loss from 25,000), and the four scenario cards from 2.9 make a percent practice set. Compound growth as repeated multiplication is the grade 8 stretch in 2.12 and is not required of grade 6.</w:t>
+        <w:t xml:space="preserve">the math teacher covers percent in grade 6 and 7 (percent of a number, percent change) and exponents in grade 8. Lessons 2.8, 2.11, 2.12, and 2.18 use the same words and the same setup (part over whole, times 100; end minus start over start) so the skill transfers. Lesson 2.14 Day 2 gives math a real integer data set (gain or loss from $1,000), and the four scenario cards from 2.9 make a percent practice set. Compound growth as repeated multiplication is the grade 8 stretch in 2.12 and is not required of grade 6.</w:t>
       </w:r>
     </w:p>
     <w:p>
@@ -6395,7 +6434,19 @@
         <w:t xml:space="preserve"> </w:t>
       </w:r>
       <w:r>
-        <w:t xml:space="preserve">if the social studies course runs an economics unit or reaches the 1929 crash or the 2008 crisis, Lessons 2.15 and 2.17 can use the same examples, and the reveal in 2.19 names 2008 and 2020. FACS stays on what a person does with their own money when a market falls; the causes of a crash belong to social studies.</w:t>
+        <w:t xml:space="preserve">the market is set in American history, 1870 to 1936: the Panics of 1873 and 1893, the Standard Oil trust and the Sherman Antitrust Act, US Steel, the breakup of Standard Oil in 1911, the 1920s boom on margin and the crash of October 1929. If the social studies course reaches the Gilded Age or the Great Depression, Lessons 2.14 to 2.19 use the same events and the same dates (all from</w:t>
+      </w:r>
+      <w:r>
+        <w:t xml:space="preserve"> </w:t>
+      </w:r>
+      <w:r>
+        <w:rPr>
+          <w:rStyle w:val="VerbatimChar"/>
+        </w:rPr>
+        <w:t xml:space="preserve">Handout 02.14 - The Gilded Age Market Kit.md</w:t>
+      </w:r>
+      <w:r>
+        <w:t xml:space="preserve">), and the reveal in 2.19 says what happened next to each company. FACS stays on what a person does with their own money when a market falls; the causes of a crash belong to social studies.</w:t>
       </w:r>
     </w:p>
     <w:p>
@@ -6451,7 +6502,7 @@
         <w:pStyle w:val="Compact"/>
       </w:pPr>
       <w:r>
-        <w:t xml:space="preserve">Inside the building: the math teacher, for Lessons 2.12 and 2.18. FACS gives the math class a real percent change problem set with a ClassroomStreet price history attached, the Day 2 gain or loss numbers for integer practice, and a compound growth table students already built; the math teacher gives FACS the method and the vocabulary students already know, and, if willing, five minutes in math class on the day of Lesson 2.18 to check the return math.</w:t>
+        <w:t xml:space="preserve">Inside the building: the math teacher, for Lessons 2.12 and 2.18. FACS gives the math class a real percent change problem set with the kit’s price table (1870 to 1936) attached, the Day 2 gain or loss numbers for integer practice, and a compound growth table students already built; the math teacher gives FACS the method and the vocabulary students already know, and, if willing, five minutes in math class on the day of Lesson 2.18 to check the return math.</w:t>
       </w:r>
     </w:p>
     <w:p>
@@ -6517,7 +6568,7 @@
         <w:t xml:space="preserve">Vocabulary 02.md</w:t>
       </w:r>
       <w:r>
-        <w:t xml:space="preserve">: 54 Tier 3 terms across the five topics with a one-line student definition and a Spanish column, to be checked by a native speaker, plus sentence starters for the Investor Journal, for the All About Me share, and for giving feedback in English and Spanish. Lesson 2.19 adds its own reveal words (stock, startup or IPO, corporate bond, treasury bond, IRA, high-yield savings account, REIT) on picture slides; they are not in the table.</w:t>
+        <w:t xml:space="preserve">: 63 Tier 3 terms across the five topics with a one-line student definition and a Spanish column, to be checked by a native speaker, plus sentence starters for the Investor Journal, for the All About Me share, and for giving feedback in English and Spanish. The market’s own words (share, ticker, trust, monopoly, antitrust, panic, margin, crash, bottom) are in the table with the Topic 2.4 rows.</w:t>
       </w:r>
     </w:p>
     <w:sectPr>

--- a/downloads/documents/04 Units/Unit 02 - Individual Growth and Life Readiness - Me, My Goals, My Money/Unit 02 - Individual Growth and Life Readiness - Me, My Goals, My Money.docx
+++ b/downloads/documents/04 Units/Unit 02 - Individual Growth and Life Readiness - Me, My Goals, My Money/Unit 02 - Individual Growth and Life Readiness - Me, My Goals, My Money.docx
@@ -4490,7 +4490,7 @@
         <w:t xml:space="preserve"> </w:t>
       </w:r>
       <w:r>
-        <w:t xml:space="preserve">(1) the Investor Journal, Entries 1 to 10, one per class day plus the three short Round 2 lines, stapled behind the report; (2) the Investor Report on</w:t>
+        <w:t xml:space="preserve">(1) the Investor Journal, Entries 1 to 10, one per class day, stapled behind the report (the three short Round 2 lines follow in Lessons 2.20 to 2.22 as daily work); (2) the Investor Report on</w:t>
       </w:r>
       <w:r>
         <w:t xml:space="preserve"> </w:t>
@@ -4617,7 +4617,7 @@
         <w:t xml:space="preserve"> </w:t>
       </w:r>
       <w:r>
-        <w:t xml:space="preserve">about anyone. Two or three volunteers from the top and the bottom say what they did in one sentence. Three anonymized ledger paths, copied from the collected ledgers by investor number (one safe, one risky, one that sold at the bottom), are the texts the class reads. The grade is the rubric, not the rank: a student who finished last with a diversified portfolio, a calm crisis grid, correct math, and an honest report scores higher than a student who got lucky. I say that on day 1 and again on the closing bell.</w:t>
+        <w:t xml:space="preserve">about anyone. Two or three volunteers from the top and the bottom say what they did in one sentence. Three anonymized ledger paths, by investor number only, from the collected ledgers or the three printed in the Paper Ledger’s teacher key (one that never sold, one that sold in the crash and sat in the bank, one that sold in the crash and bought at the bottom), are the texts the class reads. The grade is the rubric, not the rank: a student who finished last with a diversified portfolio, a calm crisis grid, correct math, and an honest report scores higher than a student who got lucky. I say that on day 1 and again on the closing bell.</w:t>
       </w:r>
     </w:p>
     <w:p>
